--- a/How to update app.docx
+++ b/How to update app.docx
@@ -12,7 +12,13 @@
         <w:t>Update version number in catcher.js</w:t>
       </w:r>
     </w:p>
-    <w:p/>
+    <w:p>
+      <w:r>
+        <w:t>PS C:\Users\hodgs\Call-a-Catcher&gt;</w:t>
+      </w:r>
+      <w:bookmarkStart w:id="0" w:name="_GoBack"/>
+      <w:bookmarkEnd w:id="0"/>
+    </w:p>
     <w:p>
       <w:proofErr w:type="spellStart"/>
       <w:proofErr w:type="gramStart"/>
@@ -22,12 +28,13 @@
       <w:proofErr w:type="spellEnd"/>
       <w:proofErr w:type="gramEnd"/>
       <w:r>
-        <w:t xml:space="preserve"> expo export --platform web </w:t>
-      </w:r>
-      <w:bookmarkStart w:id="0" w:name="_GoBack"/>
-      <w:bookmarkEnd w:id="0"/>
-    </w:p>
-    <w:p>
+        <w:t xml:space="preserve"> expo start</w:t>
+      </w:r>
+    </w:p>
+    <w:p>
+      <w:pPr>
+        <w:ind w:left="720"/>
+      </w:pPr>
       <w:proofErr w:type="gramStart"/>
       <w:r>
         <w:t>git</w:t>
@@ -38,6 +45,9 @@
       </w:r>
     </w:p>
     <w:p>
+      <w:pPr>
+        <w:ind w:left="720"/>
+      </w:pPr>
       <w:proofErr w:type="gramStart"/>
       <w:r>
         <w:t>git</w:t>
@@ -48,6 +58,9 @@
       </w:r>
     </w:p>
     <w:p>
+      <w:pPr>
+        <w:ind w:left="720"/>
+      </w:pPr>
       <w:proofErr w:type="gramStart"/>
       <w:r>
         <w:t>git</w:t>
@@ -58,10 +71,15 @@
       </w:r>
     </w:p>
     <w:p>
+      <w:pPr>
+        <w:ind w:left="720"/>
+      </w:pPr>
+      <w:proofErr w:type="spellStart"/>
       <w:proofErr w:type="gramStart"/>
       <w:r>
         <w:t>npx</w:t>
       </w:r>
+      <w:proofErr w:type="spellEnd"/>
       <w:proofErr w:type="gramEnd"/>
       <w:r>
         <w:t xml:space="preserve"> </w:t>
@@ -75,6 +93,1354 @@
         <w:t xml:space="preserve"> --prod</w:t>
       </w:r>
     </w:p>
+    <w:p/>
+    <w:p>
+      <w:pPr>
+        <w:shd w:val="clear" w:color="auto" w:fill="121314"/>
+        <w:spacing w:line="285" w:lineRule="atLeast"/>
+        <w:rPr>
+          <w:rFonts w:ascii="Consolas" w:eastAsia="Times New Roman" w:hAnsi="Consolas" w:cs="Times New Roman"/>
+          <w:color w:val="BBBEBF"/>
+          <w:sz w:val="21"/>
+          <w:szCs w:val="21"/>
+          <w:lang w:eastAsia="en-AU"/>
+        </w:rPr>
+      </w:pPr>
+      <w:proofErr w:type="gramStart"/>
+      <w:r>
+        <w:t>update</w:t>
+      </w:r>
+      <w:proofErr w:type="gramEnd"/>
+      <w:r>
+        <w:t xml:space="preserve"> button mainscreen.js</w:t>
+      </w:r>
+      <w:r>
+        <w:br/>
+      </w:r>
+      <w:r>
+        <w:br/>
+      </w:r>
+      <w:r>
+        <w:rPr>
+          <w:rFonts w:ascii="Consolas" w:eastAsia="Times New Roman" w:hAnsi="Consolas" w:cs="Times New Roman"/>
+          <w:color w:val="808080"/>
+          <w:sz w:val="21"/>
+          <w:szCs w:val="21"/>
+          <w:lang w:eastAsia="en-AU"/>
+        </w:rPr>
+        <w:t>&lt;</w:t>
+      </w:r>
+      <w:proofErr w:type="spellStart"/>
+      <w:r>
+        <w:rPr>
+          <w:rFonts w:ascii="Consolas" w:eastAsia="Times New Roman" w:hAnsi="Consolas" w:cs="Times New Roman"/>
+          <w:color w:val="7EE787"/>
+          <w:sz w:val="21"/>
+          <w:szCs w:val="21"/>
+          <w:lang w:eastAsia="en-AU"/>
+        </w:rPr>
+        <w:t>TouchableOpacity</w:t>
+      </w:r>
+      <w:proofErr w:type="spellEnd"/>
+    </w:p>
+    <w:p>
+      <w:pPr>
+        <w:shd w:val="clear" w:color="auto" w:fill="121314"/>
+        <w:spacing w:after="0" w:line="285" w:lineRule="atLeast"/>
+        <w:rPr>
+          <w:rFonts w:ascii="Consolas" w:eastAsia="Times New Roman" w:hAnsi="Consolas" w:cs="Times New Roman"/>
+          <w:color w:val="BBBEBF"/>
+          <w:sz w:val="21"/>
+          <w:szCs w:val="21"/>
+          <w:lang w:eastAsia="en-AU"/>
+        </w:rPr>
+      </w:pPr>
+      <w:r>
+        <w:rPr>
+          <w:rFonts w:ascii="Consolas" w:eastAsia="Times New Roman" w:hAnsi="Consolas" w:cs="Times New Roman"/>
+          <w:color w:val="C9D1D9"/>
+          <w:sz w:val="21"/>
+          <w:szCs w:val="21"/>
+          <w:lang w:eastAsia="en-AU"/>
+        </w:rPr>
+        <w:t xml:space="preserve">          </w:t>
+      </w:r>
+      <w:proofErr w:type="gramStart"/>
+      <w:r>
+        <w:rPr>
+          <w:rFonts w:ascii="Consolas" w:eastAsia="Times New Roman" w:hAnsi="Consolas" w:cs="Times New Roman"/>
+          <w:color w:val="9CDCFE"/>
+          <w:sz w:val="21"/>
+          <w:szCs w:val="21"/>
+          <w:lang w:eastAsia="en-AU"/>
+        </w:rPr>
+        <w:t>style</w:t>
+      </w:r>
+      <w:proofErr w:type="gramEnd"/>
+      <w:r>
+        <w:rPr>
+          <w:rFonts w:ascii="Consolas" w:eastAsia="Times New Roman" w:hAnsi="Consolas" w:cs="Times New Roman"/>
+          <w:color w:val="D4D4D4"/>
+          <w:sz w:val="21"/>
+          <w:szCs w:val="21"/>
+          <w:lang w:eastAsia="en-AU"/>
+        </w:rPr>
+        <w:t>=</w:t>
+      </w:r>
+      <w:r>
+        <w:rPr>
+          <w:rFonts w:ascii="Consolas" w:eastAsia="Times New Roman" w:hAnsi="Consolas" w:cs="Times New Roman"/>
+          <w:color w:val="FF7B72"/>
+          <w:sz w:val="21"/>
+          <w:szCs w:val="21"/>
+          <w:lang w:eastAsia="en-AU"/>
+        </w:rPr>
+        <w:t>{</w:t>
+      </w:r>
+      <w:proofErr w:type="spellStart"/>
+      <w:r>
+        <w:rPr>
+          <w:rFonts w:ascii="Consolas" w:eastAsia="Times New Roman" w:hAnsi="Consolas" w:cs="Times New Roman"/>
+          <w:color w:val="79C0FF"/>
+          <w:sz w:val="21"/>
+          <w:szCs w:val="21"/>
+          <w:lang w:eastAsia="en-AU"/>
+        </w:rPr>
+        <w:t>styles</w:t>
+      </w:r>
+      <w:r>
+        <w:rPr>
+          <w:rFonts w:ascii="Consolas" w:eastAsia="Times New Roman" w:hAnsi="Consolas" w:cs="Times New Roman"/>
+          <w:color w:val="C9D1D9"/>
+          <w:sz w:val="21"/>
+          <w:szCs w:val="21"/>
+          <w:lang w:eastAsia="en-AU"/>
+        </w:rPr>
+        <w:t>.updateButton</w:t>
+      </w:r>
+      <w:proofErr w:type="spellEnd"/>
+      <w:r>
+        <w:rPr>
+          <w:rFonts w:ascii="Consolas" w:eastAsia="Times New Roman" w:hAnsi="Consolas" w:cs="Times New Roman"/>
+          <w:color w:val="FF7B72"/>
+          <w:sz w:val="21"/>
+          <w:szCs w:val="21"/>
+          <w:lang w:eastAsia="en-AU"/>
+        </w:rPr>
+        <w:t>}</w:t>
+      </w:r>
+    </w:p>
+    <w:p>
+      <w:pPr>
+        <w:shd w:val="clear" w:color="auto" w:fill="121314"/>
+        <w:spacing w:after="0" w:line="285" w:lineRule="atLeast"/>
+        <w:rPr>
+          <w:rFonts w:ascii="Consolas" w:eastAsia="Times New Roman" w:hAnsi="Consolas" w:cs="Times New Roman"/>
+          <w:color w:val="BBBEBF"/>
+          <w:sz w:val="21"/>
+          <w:szCs w:val="21"/>
+          <w:lang w:eastAsia="en-AU"/>
+        </w:rPr>
+      </w:pPr>
+      <w:r>
+        <w:rPr>
+          <w:rFonts w:ascii="Consolas" w:eastAsia="Times New Roman" w:hAnsi="Consolas" w:cs="Times New Roman"/>
+          <w:color w:val="C9D1D9"/>
+          <w:sz w:val="21"/>
+          <w:szCs w:val="21"/>
+          <w:lang w:eastAsia="en-AU"/>
+        </w:rPr>
+        <w:t xml:space="preserve">          </w:t>
+      </w:r>
+      <w:proofErr w:type="spellStart"/>
+      <w:proofErr w:type="gramStart"/>
+      <w:r>
+        <w:rPr>
+          <w:rFonts w:ascii="Consolas" w:eastAsia="Times New Roman" w:hAnsi="Consolas" w:cs="Times New Roman"/>
+          <w:color w:val="9CDCFE"/>
+          <w:sz w:val="21"/>
+          <w:szCs w:val="21"/>
+          <w:lang w:eastAsia="en-AU"/>
+        </w:rPr>
+        <w:t>onPress</w:t>
+      </w:r>
+      <w:proofErr w:type="spellEnd"/>
+      <w:proofErr w:type="gramEnd"/>
+      <w:r>
+        <w:rPr>
+          <w:rFonts w:ascii="Consolas" w:eastAsia="Times New Roman" w:hAnsi="Consolas" w:cs="Times New Roman"/>
+          <w:color w:val="D4D4D4"/>
+          <w:sz w:val="21"/>
+          <w:szCs w:val="21"/>
+          <w:lang w:eastAsia="en-AU"/>
+        </w:rPr>
+        <w:t>=</w:t>
+      </w:r>
+      <w:r>
+        <w:rPr>
+          <w:rFonts w:ascii="Consolas" w:eastAsia="Times New Roman" w:hAnsi="Consolas" w:cs="Times New Roman"/>
+          <w:color w:val="FF7B72"/>
+          <w:sz w:val="21"/>
+          <w:szCs w:val="21"/>
+          <w:lang w:eastAsia="en-AU"/>
+        </w:rPr>
+        <w:t>{</w:t>
+      </w:r>
+      <w:r>
+        <w:rPr>
+          <w:rFonts w:ascii="Consolas" w:eastAsia="Times New Roman" w:hAnsi="Consolas" w:cs="Times New Roman"/>
+          <w:color w:val="C9D1D9"/>
+          <w:sz w:val="21"/>
+          <w:szCs w:val="21"/>
+          <w:lang w:eastAsia="en-AU"/>
+        </w:rPr>
+        <w:t xml:space="preserve">() </w:t>
+      </w:r>
+      <w:r>
+        <w:rPr>
+          <w:rFonts w:ascii="Consolas" w:eastAsia="Times New Roman" w:hAnsi="Consolas" w:cs="Times New Roman"/>
+          <w:color w:val="FF7B72"/>
+          <w:sz w:val="21"/>
+          <w:szCs w:val="21"/>
+          <w:lang w:eastAsia="en-AU"/>
+        </w:rPr>
+        <w:t>=&gt;</w:t>
+      </w:r>
+      <w:r>
+        <w:rPr>
+          <w:rFonts w:ascii="Consolas" w:eastAsia="Times New Roman" w:hAnsi="Consolas" w:cs="Times New Roman"/>
+          <w:color w:val="C9D1D9"/>
+          <w:sz w:val="21"/>
+          <w:szCs w:val="21"/>
+          <w:lang w:eastAsia="en-AU"/>
+        </w:rPr>
+        <w:t xml:space="preserve"> {</w:t>
+      </w:r>
+    </w:p>
+    <w:p>
+      <w:pPr>
+        <w:shd w:val="clear" w:color="auto" w:fill="121314"/>
+        <w:spacing w:after="0" w:line="285" w:lineRule="atLeast"/>
+        <w:rPr>
+          <w:rFonts w:ascii="Consolas" w:eastAsia="Times New Roman" w:hAnsi="Consolas" w:cs="Times New Roman"/>
+          <w:color w:val="BBBEBF"/>
+          <w:sz w:val="21"/>
+          <w:szCs w:val="21"/>
+          <w:lang w:eastAsia="en-AU"/>
+        </w:rPr>
+      </w:pPr>
+      <w:r>
+        <w:rPr>
+          <w:rFonts w:ascii="Consolas" w:eastAsia="Times New Roman" w:hAnsi="Consolas" w:cs="Times New Roman"/>
+          <w:color w:val="C9D1D9"/>
+          <w:sz w:val="21"/>
+          <w:szCs w:val="21"/>
+          <w:lang w:eastAsia="en-AU"/>
+        </w:rPr>
+        <w:t xml:space="preserve">            </w:t>
+      </w:r>
+      <w:proofErr w:type="spellStart"/>
+      <w:proofErr w:type="gramStart"/>
+      <w:r>
+        <w:rPr>
+          <w:rFonts w:ascii="Consolas" w:eastAsia="Times New Roman" w:hAnsi="Consolas" w:cs="Times New Roman"/>
+          <w:color w:val="FF7B72"/>
+          <w:sz w:val="21"/>
+          <w:szCs w:val="21"/>
+          <w:lang w:eastAsia="en-AU"/>
+        </w:rPr>
+        <w:t>const</w:t>
+      </w:r>
+      <w:proofErr w:type="spellEnd"/>
+      <w:proofErr w:type="gramEnd"/>
+      <w:r>
+        <w:rPr>
+          <w:rFonts w:ascii="Consolas" w:eastAsia="Times New Roman" w:hAnsi="Consolas" w:cs="Times New Roman"/>
+          <w:color w:val="C9D1D9"/>
+          <w:sz w:val="21"/>
+          <w:szCs w:val="21"/>
+          <w:lang w:eastAsia="en-AU"/>
+        </w:rPr>
+        <w:t xml:space="preserve"> </w:t>
+      </w:r>
+      <w:proofErr w:type="spellStart"/>
+      <w:r>
+        <w:rPr>
+          <w:rFonts w:ascii="Consolas" w:eastAsia="Times New Roman" w:hAnsi="Consolas" w:cs="Times New Roman"/>
+          <w:color w:val="79C0FF"/>
+          <w:sz w:val="21"/>
+          <w:szCs w:val="21"/>
+          <w:lang w:eastAsia="en-AU"/>
+        </w:rPr>
+        <w:t>url</w:t>
+      </w:r>
+      <w:proofErr w:type="spellEnd"/>
+      <w:r>
+        <w:rPr>
+          <w:rFonts w:ascii="Consolas" w:eastAsia="Times New Roman" w:hAnsi="Consolas" w:cs="Times New Roman"/>
+          <w:color w:val="C9D1D9"/>
+          <w:sz w:val="21"/>
+          <w:szCs w:val="21"/>
+          <w:lang w:eastAsia="en-AU"/>
+        </w:rPr>
+        <w:t xml:space="preserve"> </w:t>
+      </w:r>
+      <w:r>
+        <w:rPr>
+          <w:rFonts w:ascii="Consolas" w:eastAsia="Times New Roman" w:hAnsi="Consolas" w:cs="Times New Roman"/>
+          <w:color w:val="D4D4D4"/>
+          <w:sz w:val="21"/>
+          <w:szCs w:val="21"/>
+          <w:lang w:eastAsia="en-AU"/>
+        </w:rPr>
+        <w:t>=</w:t>
+      </w:r>
+    </w:p>
+    <w:p>
+      <w:pPr>
+        <w:shd w:val="clear" w:color="auto" w:fill="121314"/>
+        <w:spacing w:after="0" w:line="285" w:lineRule="atLeast"/>
+        <w:rPr>
+          <w:rFonts w:ascii="Consolas" w:eastAsia="Times New Roman" w:hAnsi="Consolas" w:cs="Times New Roman"/>
+          <w:color w:val="BBBEBF"/>
+          <w:sz w:val="21"/>
+          <w:szCs w:val="21"/>
+          <w:lang w:eastAsia="en-AU"/>
+        </w:rPr>
+      </w:pPr>
+      <w:r>
+        <w:rPr>
+          <w:rFonts w:ascii="Consolas" w:eastAsia="Times New Roman" w:hAnsi="Consolas" w:cs="Times New Roman"/>
+          <w:color w:val="C9D1D9"/>
+          <w:sz w:val="21"/>
+          <w:szCs w:val="21"/>
+          <w:lang w:eastAsia="en-AU"/>
+        </w:rPr>
+        <w:t xml:space="preserve">              </w:t>
+      </w:r>
+      <w:proofErr w:type="spellStart"/>
+      <w:r>
+        <w:rPr>
+          <w:rFonts w:ascii="Consolas" w:eastAsia="Times New Roman" w:hAnsi="Consolas" w:cs="Times New Roman"/>
+          <w:color w:val="4EC9B0"/>
+          <w:sz w:val="21"/>
+          <w:szCs w:val="21"/>
+          <w:lang w:eastAsia="en-AU"/>
+        </w:rPr>
+        <w:t>Platform</w:t>
+      </w:r>
+      <w:r>
+        <w:rPr>
+          <w:rFonts w:ascii="Consolas" w:eastAsia="Times New Roman" w:hAnsi="Consolas" w:cs="Times New Roman"/>
+          <w:color w:val="C9D1D9"/>
+          <w:sz w:val="21"/>
+          <w:szCs w:val="21"/>
+          <w:lang w:eastAsia="en-AU"/>
+        </w:rPr>
+        <w:t>.OS</w:t>
+      </w:r>
+      <w:proofErr w:type="spellEnd"/>
+      <w:r>
+        <w:rPr>
+          <w:rFonts w:ascii="Consolas" w:eastAsia="Times New Roman" w:hAnsi="Consolas" w:cs="Times New Roman"/>
+          <w:color w:val="C9D1D9"/>
+          <w:sz w:val="21"/>
+          <w:szCs w:val="21"/>
+          <w:lang w:eastAsia="en-AU"/>
+        </w:rPr>
+        <w:t xml:space="preserve"> </w:t>
+      </w:r>
+      <w:r>
+        <w:rPr>
+          <w:rFonts w:ascii="Consolas" w:eastAsia="Times New Roman" w:hAnsi="Consolas" w:cs="Times New Roman"/>
+          <w:color w:val="D4D4D4"/>
+          <w:sz w:val="21"/>
+          <w:szCs w:val="21"/>
+          <w:lang w:eastAsia="en-AU"/>
+        </w:rPr>
+        <w:t>===</w:t>
+      </w:r>
+      <w:r>
+        <w:rPr>
+          <w:rFonts w:ascii="Consolas" w:eastAsia="Times New Roman" w:hAnsi="Consolas" w:cs="Times New Roman"/>
+          <w:color w:val="C9D1D9"/>
+          <w:sz w:val="21"/>
+          <w:szCs w:val="21"/>
+          <w:lang w:eastAsia="en-AU"/>
+        </w:rPr>
+        <w:t xml:space="preserve"> </w:t>
+      </w:r>
+      <w:r>
+        <w:rPr>
+          <w:rFonts w:ascii="Consolas" w:eastAsia="Times New Roman" w:hAnsi="Consolas" w:cs="Times New Roman"/>
+          <w:color w:val="A5D6FF"/>
+          <w:sz w:val="21"/>
+          <w:szCs w:val="21"/>
+          <w:lang w:eastAsia="en-AU"/>
+        </w:rPr>
+        <w:t>"</w:t>
+      </w:r>
+      <w:proofErr w:type="spellStart"/>
+      <w:r>
+        <w:rPr>
+          <w:rFonts w:ascii="Consolas" w:eastAsia="Times New Roman" w:hAnsi="Consolas" w:cs="Times New Roman"/>
+          <w:color w:val="A5D6FF"/>
+          <w:sz w:val="21"/>
+          <w:szCs w:val="21"/>
+          <w:lang w:eastAsia="en-AU"/>
+        </w:rPr>
+        <w:t>ios</w:t>
+      </w:r>
+      <w:proofErr w:type="spellEnd"/>
+      <w:r>
+        <w:rPr>
+          <w:rFonts w:ascii="Consolas" w:eastAsia="Times New Roman" w:hAnsi="Consolas" w:cs="Times New Roman"/>
+          <w:color w:val="A5D6FF"/>
+          <w:sz w:val="21"/>
+          <w:szCs w:val="21"/>
+          <w:lang w:eastAsia="en-AU"/>
+        </w:rPr>
+        <w:t>"</w:t>
+      </w:r>
+    </w:p>
+    <w:p>
+      <w:pPr>
+        <w:shd w:val="clear" w:color="auto" w:fill="121314"/>
+        <w:spacing w:after="0" w:line="285" w:lineRule="atLeast"/>
+        <w:rPr>
+          <w:rFonts w:ascii="Consolas" w:eastAsia="Times New Roman" w:hAnsi="Consolas" w:cs="Times New Roman"/>
+          <w:color w:val="BBBEBF"/>
+          <w:sz w:val="21"/>
+          <w:szCs w:val="21"/>
+          <w:lang w:eastAsia="en-AU"/>
+        </w:rPr>
+      </w:pPr>
+      <w:r>
+        <w:rPr>
+          <w:rFonts w:ascii="Consolas" w:eastAsia="Times New Roman" w:hAnsi="Consolas" w:cs="Times New Roman"/>
+          <w:color w:val="C9D1D9"/>
+          <w:sz w:val="21"/>
+          <w:szCs w:val="21"/>
+          <w:lang w:eastAsia="en-AU"/>
+        </w:rPr>
+        <w:t xml:space="preserve">                </w:t>
+      </w:r>
+      <w:r>
+        <w:rPr>
+          <w:rFonts w:ascii="Consolas" w:eastAsia="Times New Roman" w:hAnsi="Consolas" w:cs="Times New Roman"/>
+          <w:color w:val="D4D4D4"/>
+          <w:sz w:val="21"/>
+          <w:szCs w:val="21"/>
+          <w:lang w:eastAsia="en-AU"/>
+        </w:rPr>
+        <w:t>?</w:t>
+      </w:r>
+      <w:r>
+        <w:rPr>
+          <w:rFonts w:ascii="Consolas" w:eastAsia="Times New Roman" w:hAnsi="Consolas" w:cs="Times New Roman"/>
+          <w:color w:val="C9D1D9"/>
+          <w:sz w:val="21"/>
+          <w:szCs w:val="21"/>
+          <w:lang w:eastAsia="en-AU"/>
+        </w:rPr>
+        <w:t xml:space="preserve"> </w:t>
+      </w:r>
+      <w:r>
+        <w:rPr>
+          <w:rFonts w:ascii="Consolas" w:eastAsia="Times New Roman" w:hAnsi="Consolas" w:cs="Times New Roman"/>
+          <w:color w:val="FFA657"/>
+          <w:sz w:val="21"/>
+          <w:szCs w:val="21"/>
+          <w:lang w:eastAsia="en-AU"/>
+        </w:rPr>
+        <w:t>APP_STORE_LINK</w:t>
+      </w:r>
+    </w:p>
+    <w:p>
+      <w:pPr>
+        <w:shd w:val="clear" w:color="auto" w:fill="121314"/>
+        <w:spacing w:after="0" w:line="285" w:lineRule="atLeast"/>
+        <w:rPr>
+          <w:rFonts w:ascii="Consolas" w:eastAsia="Times New Roman" w:hAnsi="Consolas" w:cs="Times New Roman"/>
+          <w:color w:val="BBBEBF"/>
+          <w:sz w:val="21"/>
+          <w:szCs w:val="21"/>
+          <w:lang w:eastAsia="en-AU"/>
+        </w:rPr>
+      </w:pPr>
+      <w:r>
+        <w:rPr>
+          <w:rFonts w:ascii="Consolas" w:eastAsia="Times New Roman" w:hAnsi="Consolas" w:cs="Times New Roman"/>
+          <w:color w:val="C9D1D9"/>
+          <w:sz w:val="21"/>
+          <w:szCs w:val="21"/>
+          <w:lang w:eastAsia="en-AU"/>
+        </w:rPr>
+        <w:t xml:space="preserve">                </w:t>
+      </w:r>
+      <w:r>
+        <w:rPr>
+          <w:rFonts w:ascii="Consolas" w:eastAsia="Times New Roman" w:hAnsi="Consolas" w:cs="Times New Roman"/>
+          <w:color w:val="D4D4D4"/>
+          <w:sz w:val="21"/>
+          <w:szCs w:val="21"/>
+          <w:lang w:eastAsia="en-AU"/>
+        </w:rPr>
+        <w:t>:</w:t>
+      </w:r>
+      <w:r>
+        <w:rPr>
+          <w:rFonts w:ascii="Consolas" w:eastAsia="Times New Roman" w:hAnsi="Consolas" w:cs="Times New Roman"/>
+          <w:color w:val="C9D1D9"/>
+          <w:sz w:val="21"/>
+          <w:szCs w:val="21"/>
+          <w:lang w:eastAsia="en-AU"/>
+        </w:rPr>
+        <w:t xml:space="preserve"> </w:t>
+      </w:r>
+      <w:r>
+        <w:rPr>
+          <w:rFonts w:ascii="Consolas" w:eastAsia="Times New Roman" w:hAnsi="Consolas" w:cs="Times New Roman"/>
+          <w:color w:val="FFA657"/>
+          <w:sz w:val="21"/>
+          <w:szCs w:val="21"/>
+          <w:lang w:eastAsia="en-AU"/>
+        </w:rPr>
+        <w:t>PLAY_STORE_LINK</w:t>
+      </w:r>
+      <w:r>
+        <w:rPr>
+          <w:rFonts w:ascii="Consolas" w:eastAsia="Times New Roman" w:hAnsi="Consolas" w:cs="Times New Roman"/>
+          <w:color w:val="C9D1D9"/>
+          <w:sz w:val="21"/>
+          <w:szCs w:val="21"/>
+          <w:lang w:eastAsia="en-AU"/>
+        </w:rPr>
+        <w:t>;</w:t>
+      </w:r>
+    </w:p>
+    <w:p>
+      <w:pPr>
+        <w:shd w:val="clear" w:color="auto" w:fill="121314"/>
+        <w:spacing w:after="0" w:line="285" w:lineRule="atLeast"/>
+        <w:rPr>
+          <w:rFonts w:ascii="Consolas" w:eastAsia="Times New Roman" w:hAnsi="Consolas" w:cs="Times New Roman"/>
+          <w:color w:val="BBBEBF"/>
+          <w:sz w:val="21"/>
+          <w:szCs w:val="21"/>
+          <w:lang w:eastAsia="en-AU"/>
+        </w:rPr>
+      </w:pPr>
+    </w:p>
+    <w:p>
+      <w:pPr>
+        <w:shd w:val="clear" w:color="auto" w:fill="121314"/>
+        <w:spacing w:after="0" w:line="285" w:lineRule="atLeast"/>
+        <w:rPr>
+          <w:rFonts w:ascii="Consolas" w:eastAsia="Times New Roman" w:hAnsi="Consolas" w:cs="Times New Roman"/>
+          <w:color w:val="BBBEBF"/>
+          <w:sz w:val="21"/>
+          <w:szCs w:val="21"/>
+          <w:lang w:eastAsia="en-AU"/>
+        </w:rPr>
+      </w:pPr>
+      <w:r>
+        <w:rPr>
+          <w:rFonts w:ascii="Consolas" w:eastAsia="Times New Roman" w:hAnsi="Consolas" w:cs="Times New Roman"/>
+          <w:color w:val="C9D1D9"/>
+          <w:sz w:val="21"/>
+          <w:szCs w:val="21"/>
+          <w:lang w:eastAsia="en-AU"/>
+        </w:rPr>
+        <w:t xml:space="preserve">            </w:t>
+      </w:r>
+      <w:proofErr w:type="gramStart"/>
+      <w:r>
+        <w:rPr>
+          <w:rFonts w:ascii="Consolas" w:eastAsia="Times New Roman" w:hAnsi="Consolas" w:cs="Times New Roman"/>
+          <w:color w:val="C586C0"/>
+          <w:sz w:val="21"/>
+          <w:szCs w:val="21"/>
+          <w:lang w:eastAsia="en-AU"/>
+        </w:rPr>
+        <w:t>if</w:t>
+      </w:r>
+      <w:proofErr w:type="gramEnd"/>
+      <w:r>
+        <w:rPr>
+          <w:rFonts w:ascii="Consolas" w:eastAsia="Times New Roman" w:hAnsi="Consolas" w:cs="Times New Roman"/>
+          <w:color w:val="C9D1D9"/>
+          <w:sz w:val="21"/>
+          <w:szCs w:val="21"/>
+          <w:lang w:eastAsia="en-AU"/>
+        </w:rPr>
+        <w:t xml:space="preserve"> (</w:t>
+      </w:r>
+      <w:r>
+        <w:rPr>
+          <w:rFonts w:ascii="Consolas" w:eastAsia="Times New Roman" w:hAnsi="Consolas" w:cs="Times New Roman"/>
+          <w:color w:val="D4D4D4"/>
+          <w:sz w:val="21"/>
+          <w:szCs w:val="21"/>
+          <w:lang w:eastAsia="en-AU"/>
+        </w:rPr>
+        <w:t>!</w:t>
+      </w:r>
+      <w:proofErr w:type="spellStart"/>
+      <w:r>
+        <w:rPr>
+          <w:rFonts w:ascii="Consolas" w:eastAsia="Times New Roman" w:hAnsi="Consolas" w:cs="Times New Roman"/>
+          <w:color w:val="79C0FF"/>
+          <w:sz w:val="21"/>
+          <w:szCs w:val="21"/>
+          <w:lang w:eastAsia="en-AU"/>
+        </w:rPr>
+        <w:t>url</w:t>
+      </w:r>
+      <w:proofErr w:type="spellEnd"/>
+      <w:r>
+        <w:rPr>
+          <w:rFonts w:ascii="Consolas" w:eastAsia="Times New Roman" w:hAnsi="Consolas" w:cs="Times New Roman"/>
+          <w:color w:val="C9D1D9"/>
+          <w:sz w:val="21"/>
+          <w:szCs w:val="21"/>
+          <w:lang w:eastAsia="en-AU"/>
+        </w:rPr>
+        <w:t>) {</w:t>
+      </w:r>
+    </w:p>
+    <w:p>
+      <w:pPr>
+        <w:shd w:val="clear" w:color="auto" w:fill="121314"/>
+        <w:spacing w:after="0" w:line="285" w:lineRule="atLeast"/>
+        <w:rPr>
+          <w:rFonts w:ascii="Consolas" w:eastAsia="Times New Roman" w:hAnsi="Consolas" w:cs="Times New Roman"/>
+          <w:color w:val="BBBEBF"/>
+          <w:sz w:val="21"/>
+          <w:szCs w:val="21"/>
+          <w:lang w:eastAsia="en-AU"/>
+        </w:rPr>
+      </w:pPr>
+      <w:r>
+        <w:rPr>
+          <w:rFonts w:ascii="Consolas" w:eastAsia="Times New Roman" w:hAnsi="Consolas" w:cs="Times New Roman"/>
+          <w:color w:val="C9D1D9"/>
+          <w:sz w:val="21"/>
+          <w:szCs w:val="21"/>
+          <w:lang w:eastAsia="en-AU"/>
+        </w:rPr>
+        <w:t xml:space="preserve">              </w:t>
+      </w:r>
+      <w:proofErr w:type="gramStart"/>
+      <w:r>
+        <w:rPr>
+          <w:rFonts w:ascii="Consolas" w:eastAsia="Times New Roman" w:hAnsi="Consolas" w:cs="Times New Roman"/>
+          <w:color w:val="DCDCAA"/>
+          <w:sz w:val="21"/>
+          <w:szCs w:val="21"/>
+          <w:lang w:eastAsia="en-AU"/>
+        </w:rPr>
+        <w:t>alert</w:t>
+      </w:r>
+      <w:r>
+        <w:rPr>
+          <w:rFonts w:ascii="Consolas" w:eastAsia="Times New Roman" w:hAnsi="Consolas" w:cs="Times New Roman"/>
+          <w:color w:val="C9D1D9"/>
+          <w:sz w:val="21"/>
+          <w:szCs w:val="21"/>
+          <w:lang w:eastAsia="en-AU"/>
+        </w:rPr>
+        <w:t>(</w:t>
+      </w:r>
+      <w:proofErr w:type="gramEnd"/>
+      <w:r>
+        <w:rPr>
+          <w:rFonts w:ascii="Consolas" w:eastAsia="Times New Roman" w:hAnsi="Consolas" w:cs="Times New Roman"/>
+          <w:color w:val="A5D6FF"/>
+          <w:sz w:val="21"/>
+          <w:szCs w:val="21"/>
+          <w:lang w:eastAsia="en-AU"/>
+        </w:rPr>
+        <w:t xml:space="preserve">"        This button is currently </w:t>
+      </w:r>
+      <w:proofErr w:type="spellStart"/>
+      <w:r>
+        <w:rPr>
+          <w:rFonts w:ascii="Consolas" w:eastAsia="Times New Roman" w:hAnsi="Consolas" w:cs="Times New Roman"/>
+          <w:color w:val="A5D6FF"/>
+          <w:sz w:val="21"/>
+          <w:szCs w:val="21"/>
+          <w:lang w:eastAsia="en-AU"/>
+        </w:rPr>
+        <w:t>unoperational</w:t>
+      </w:r>
+      <w:proofErr w:type="spellEnd"/>
+      <w:r>
+        <w:rPr>
+          <w:rFonts w:ascii="Consolas" w:eastAsia="Times New Roman" w:hAnsi="Consolas" w:cs="Times New Roman"/>
+          <w:color w:val="A5D6FF"/>
+          <w:sz w:val="21"/>
+          <w:szCs w:val="21"/>
+          <w:lang w:eastAsia="en-AU"/>
+        </w:rPr>
+        <w:t xml:space="preserve">. </w:t>
+      </w:r>
+      <w:r>
+        <w:rPr>
+          <w:rFonts w:ascii="Consolas" w:eastAsia="Times New Roman" w:hAnsi="Consolas" w:cs="Times New Roman"/>
+          <w:color w:val="D7BA7D"/>
+          <w:sz w:val="21"/>
+          <w:szCs w:val="21"/>
+          <w:lang w:eastAsia="en-AU"/>
+        </w:rPr>
+        <w:t>\n\</w:t>
+      </w:r>
+      <w:proofErr w:type="gramStart"/>
+      <w:r>
+        <w:rPr>
+          <w:rFonts w:ascii="Consolas" w:eastAsia="Times New Roman" w:hAnsi="Consolas" w:cs="Times New Roman"/>
+          <w:color w:val="D7BA7D"/>
+          <w:sz w:val="21"/>
+          <w:szCs w:val="21"/>
+          <w:lang w:eastAsia="en-AU"/>
+        </w:rPr>
+        <w:t>n</w:t>
+      </w:r>
+      <w:r>
+        <w:rPr>
+          <w:rFonts w:ascii="Consolas" w:eastAsia="Times New Roman" w:hAnsi="Consolas" w:cs="Times New Roman"/>
+          <w:color w:val="A5D6FF"/>
+          <w:sz w:val="21"/>
+          <w:szCs w:val="21"/>
+          <w:lang w:eastAsia="en-AU"/>
+        </w:rPr>
+        <w:t xml:space="preserve">  This</w:t>
+      </w:r>
+      <w:proofErr w:type="gramEnd"/>
+      <w:r>
+        <w:rPr>
+          <w:rFonts w:ascii="Consolas" w:eastAsia="Times New Roman" w:hAnsi="Consolas" w:cs="Times New Roman"/>
+          <w:color w:val="A5D6FF"/>
+          <w:sz w:val="21"/>
+          <w:szCs w:val="21"/>
+          <w:lang w:eastAsia="en-AU"/>
+        </w:rPr>
+        <w:t xml:space="preserve"> is for the future when we move to the app store. </w:t>
+      </w:r>
+      <w:proofErr w:type="gramStart"/>
+      <w:r>
+        <w:rPr>
+          <w:rFonts w:ascii="Consolas" w:eastAsia="Times New Roman" w:hAnsi="Consolas" w:cs="Times New Roman"/>
+          <w:color w:val="A5D6FF"/>
+          <w:sz w:val="21"/>
+          <w:szCs w:val="21"/>
+          <w:lang w:eastAsia="en-AU"/>
+        </w:rPr>
+        <w:t>for</w:t>
+      </w:r>
+      <w:proofErr w:type="gramEnd"/>
+      <w:r>
+        <w:rPr>
+          <w:rFonts w:ascii="Consolas" w:eastAsia="Times New Roman" w:hAnsi="Consolas" w:cs="Times New Roman"/>
+          <w:color w:val="A5D6FF"/>
+          <w:sz w:val="21"/>
+          <w:szCs w:val="21"/>
+          <w:lang w:eastAsia="en-AU"/>
+        </w:rPr>
+        <w:t xml:space="preserve"> now, the database updates anytime you open, and have internet connection. It works with no internet, </w:t>
+      </w:r>
+      <w:proofErr w:type="gramStart"/>
+      <w:r>
+        <w:rPr>
+          <w:rFonts w:ascii="Consolas" w:eastAsia="Times New Roman" w:hAnsi="Consolas" w:cs="Times New Roman"/>
+          <w:color w:val="A5D6FF"/>
+          <w:sz w:val="21"/>
+          <w:szCs w:val="21"/>
+          <w:lang w:eastAsia="en-AU"/>
+        </w:rPr>
+        <w:t>Just</w:t>
+      </w:r>
+      <w:proofErr w:type="gramEnd"/>
+      <w:r>
+        <w:rPr>
+          <w:rFonts w:ascii="Consolas" w:eastAsia="Times New Roman" w:hAnsi="Consolas" w:cs="Times New Roman"/>
+          <w:color w:val="A5D6FF"/>
+          <w:sz w:val="21"/>
+          <w:szCs w:val="21"/>
+          <w:lang w:eastAsia="en-AU"/>
+        </w:rPr>
+        <w:t xml:space="preserve"> fine, but the listing may be out of date depending on when you last visited us. </w:t>
+      </w:r>
+      <w:proofErr w:type="gramStart"/>
+      <w:r>
+        <w:rPr>
+          <w:rFonts w:ascii="Consolas" w:eastAsia="Times New Roman" w:hAnsi="Consolas" w:cs="Times New Roman"/>
+          <w:color w:val="A5D6FF"/>
+          <w:sz w:val="21"/>
+          <w:szCs w:val="21"/>
+          <w:lang w:eastAsia="en-AU"/>
+        </w:rPr>
+        <w:t>:)</w:t>
+      </w:r>
+      <w:r>
+        <w:rPr>
+          <w:rFonts w:ascii="Consolas" w:eastAsia="Times New Roman" w:hAnsi="Consolas" w:cs="Times New Roman"/>
+          <w:color w:val="D7BA7D"/>
+          <w:sz w:val="21"/>
+          <w:szCs w:val="21"/>
+          <w:lang w:eastAsia="en-AU"/>
+        </w:rPr>
+        <w:t>\</w:t>
+      </w:r>
+      <w:proofErr w:type="gramEnd"/>
+      <w:r>
+        <w:rPr>
+          <w:rFonts w:ascii="Consolas" w:eastAsia="Times New Roman" w:hAnsi="Consolas" w:cs="Times New Roman"/>
+          <w:color w:val="D7BA7D"/>
+          <w:sz w:val="21"/>
+          <w:szCs w:val="21"/>
+          <w:lang w:eastAsia="en-AU"/>
+        </w:rPr>
+        <w:t>n\n</w:t>
+      </w:r>
+      <w:r>
+        <w:rPr>
+          <w:rFonts w:ascii="Consolas" w:eastAsia="Times New Roman" w:hAnsi="Consolas" w:cs="Times New Roman"/>
+          <w:color w:val="A5D6FF"/>
+          <w:sz w:val="21"/>
+          <w:szCs w:val="21"/>
+          <w:lang w:eastAsia="en-AU"/>
+        </w:rPr>
+        <w:t xml:space="preserve">  We Plan to be on Android, but to keep the app free for everyone, we </w:t>
+      </w:r>
+      <w:proofErr w:type="spellStart"/>
+      <w:r>
+        <w:rPr>
+          <w:rFonts w:ascii="Consolas" w:eastAsia="Times New Roman" w:hAnsi="Consolas" w:cs="Times New Roman"/>
+          <w:color w:val="A5D6FF"/>
+          <w:sz w:val="21"/>
+          <w:szCs w:val="21"/>
+          <w:lang w:eastAsia="en-AU"/>
+        </w:rPr>
+        <w:t>cant</w:t>
+      </w:r>
+      <w:proofErr w:type="spellEnd"/>
+      <w:r>
+        <w:rPr>
+          <w:rFonts w:ascii="Consolas" w:eastAsia="Times New Roman" w:hAnsi="Consolas" w:cs="Times New Roman"/>
+          <w:color w:val="A5D6FF"/>
+          <w:sz w:val="21"/>
+          <w:szCs w:val="21"/>
+          <w:lang w:eastAsia="en-AU"/>
+        </w:rPr>
+        <w:t xml:space="preserve"> afford to go on apple."</w:t>
+      </w:r>
+      <w:r>
+        <w:rPr>
+          <w:rFonts w:ascii="Consolas" w:eastAsia="Times New Roman" w:hAnsi="Consolas" w:cs="Times New Roman"/>
+          <w:color w:val="C9D1D9"/>
+          <w:sz w:val="21"/>
+          <w:szCs w:val="21"/>
+          <w:lang w:eastAsia="en-AU"/>
+        </w:rPr>
+        <w:t>);</w:t>
+      </w:r>
+    </w:p>
+    <w:p>
+      <w:pPr>
+        <w:shd w:val="clear" w:color="auto" w:fill="121314"/>
+        <w:spacing w:after="0" w:line="285" w:lineRule="atLeast"/>
+        <w:rPr>
+          <w:rFonts w:ascii="Consolas" w:eastAsia="Times New Roman" w:hAnsi="Consolas" w:cs="Times New Roman"/>
+          <w:color w:val="BBBEBF"/>
+          <w:sz w:val="21"/>
+          <w:szCs w:val="21"/>
+          <w:lang w:eastAsia="en-AU"/>
+        </w:rPr>
+      </w:pPr>
+      <w:r>
+        <w:rPr>
+          <w:rFonts w:ascii="Consolas" w:eastAsia="Times New Roman" w:hAnsi="Consolas" w:cs="Times New Roman"/>
+          <w:color w:val="C9D1D9"/>
+          <w:sz w:val="21"/>
+          <w:szCs w:val="21"/>
+          <w:lang w:eastAsia="en-AU"/>
+        </w:rPr>
+        <w:t xml:space="preserve">              </w:t>
+      </w:r>
+      <w:proofErr w:type="gramStart"/>
+      <w:r>
+        <w:rPr>
+          <w:rFonts w:ascii="Consolas" w:eastAsia="Times New Roman" w:hAnsi="Consolas" w:cs="Times New Roman"/>
+          <w:color w:val="C586C0"/>
+          <w:sz w:val="21"/>
+          <w:szCs w:val="21"/>
+          <w:lang w:eastAsia="en-AU"/>
+        </w:rPr>
+        <w:t>return</w:t>
+      </w:r>
+      <w:proofErr w:type="gramEnd"/>
+      <w:r>
+        <w:rPr>
+          <w:rFonts w:ascii="Consolas" w:eastAsia="Times New Roman" w:hAnsi="Consolas" w:cs="Times New Roman"/>
+          <w:color w:val="C9D1D9"/>
+          <w:sz w:val="21"/>
+          <w:szCs w:val="21"/>
+          <w:lang w:eastAsia="en-AU"/>
+        </w:rPr>
+        <w:t>;</w:t>
+      </w:r>
+    </w:p>
+    <w:p>
+      <w:pPr>
+        <w:shd w:val="clear" w:color="auto" w:fill="121314"/>
+        <w:spacing w:after="0" w:line="285" w:lineRule="atLeast"/>
+        <w:rPr>
+          <w:rFonts w:ascii="Consolas" w:eastAsia="Times New Roman" w:hAnsi="Consolas" w:cs="Times New Roman"/>
+          <w:color w:val="BBBEBF"/>
+          <w:sz w:val="21"/>
+          <w:szCs w:val="21"/>
+          <w:lang w:eastAsia="en-AU"/>
+        </w:rPr>
+      </w:pPr>
+      <w:r>
+        <w:rPr>
+          <w:rFonts w:ascii="Consolas" w:eastAsia="Times New Roman" w:hAnsi="Consolas" w:cs="Times New Roman"/>
+          <w:color w:val="C9D1D9"/>
+          <w:sz w:val="21"/>
+          <w:szCs w:val="21"/>
+          <w:lang w:eastAsia="en-AU"/>
+        </w:rPr>
+        <w:t>            }</w:t>
+      </w:r>
+    </w:p>
+    <w:p>
+      <w:pPr>
+        <w:shd w:val="clear" w:color="auto" w:fill="121314"/>
+        <w:spacing w:after="0" w:line="285" w:lineRule="atLeast"/>
+        <w:rPr>
+          <w:rFonts w:ascii="Consolas" w:eastAsia="Times New Roman" w:hAnsi="Consolas" w:cs="Times New Roman"/>
+          <w:color w:val="BBBEBF"/>
+          <w:sz w:val="21"/>
+          <w:szCs w:val="21"/>
+          <w:lang w:eastAsia="en-AU"/>
+        </w:rPr>
+      </w:pPr>
+    </w:p>
+    <w:p>
+      <w:pPr>
+        <w:shd w:val="clear" w:color="auto" w:fill="121314"/>
+        <w:spacing w:after="0" w:line="285" w:lineRule="atLeast"/>
+        <w:rPr>
+          <w:rFonts w:ascii="Consolas" w:eastAsia="Times New Roman" w:hAnsi="Consolas" w:cs="Times New Roman"/>
+          <w:color w:val="BBBEBF"/>
+          <w:sz w:val="21"/>
+          <w:szCs w:val="21"/>
+          <w:lang w:eastAsia="en-AU"/>
+        </w:rPr>
+      </w:pPr>
+      <w:r>
+        <w:rPr>
+          <w:rFonts w:ascii="Consolas" w:eastAsia="Times New Roman" w:hAnsi="Consolas" w:cs="Times New Roman"/>
+          <w:color w:val="C9D1D9"/>
+          <w:sz w:val="21"/>
+          <w:szCs w:val="21"/>
+          <w:lang w:eastAsia="en-AU"/>
+        </w:rPr>
+        <w:t xml:space="preserve">            </w:t>
+      </w:r>
+      <w:proofErr w:type="spellStart"/>
+      <w:proofErr w:type="gramStart"/>
+      <w:r>
+        <w:rPr>
+          <w:rFonts w:ascii="Consolas" w:eastAsia="Times New Roman" w:hAnsi="Consolas" w:cs="Times New Roman"/>
+          <w:color w:val="4EC9B0"/>
+          <w:sz w:val="21"/>
+          <w:szCs w:val="21"/>
+          <w:lang w:eastAsia="en-AU"/>
+        </w:rPr>
+        <w:t>Linking</w:t>
+      </w:r>
+      <w:r>
+        <w:rPr>
+          <w:rFonts w:ascii="Consolas" w:eastAsia="Times New Roman" w:hAnsi="Consolas" w:cs="Times New Roman"/>
+          <w:color w:val="C9D1D9"/>
+          <w:sz w:val="21"/>
+          <w:szCs w:val="21"/>
+          <w:lang w:eastAsia="en-AU"/>
+        </w:rPr>
+        <w:t>.</w:t>
+      </w:r>
+      <w:r>
+        <w:rPr>
+          <w:rFonts w:ascii="Consolas" w:eastAsia="Times New Roman" w:hAnsi="Consolas" w:cs="Times New Roman"/>
+          <w:color w:val="D2A8FF"/>
+          <w:sz w:val="21"/>
+          <w:szCs w:val="21"/>
+          <w:lang w:eastAsia="en-AU"/>
+        </w:rPr>
+        <w:t>openURL</w:t>
+      </w:r>
+      <w:proofErr w:type="spellEnd"/>
+      <w:r>
+        <w:rPr>
+          <w:rFonts w:ascii="Consolas" w:eastAsia="Times New Roman" w:hAnsi="Consolas" w:cs="Times New Roman"/>
+          <w:color w:val="C9D1D9"/>
+          <w:sz w:val="21"/>
+          <w:szCs w:val="21"/>
+          <w:lang w:eastAsia="en-AU"/>
+        </w:rPr>
+        <w:t>(</w:t>
+      </w:r>
+      <w:proofErr w:type="spellStart"/>
+      <w:proofErr w:type="gramEnd"/>
+      <w:r>
+        <w:rPr>
+          <w:rFonts w:ascii="Consolas" w:eastAsia="Times New Roman" w:hAnsi="Consolas" w:cs="Times New Roman"/>
+          <w:color w:val="79C0FF"/>
+          <w:sz w:val="21"/>
+          <w:szCs w:val="21"/>
+          <w:lang w:eastAsia="en-AU"/>
+        </w:rPr>
+        <w:t>url</w:t>
+      </w:r>
+      <w:proofErr w:type="spellEnd"/>
+      <w:r>
+        <w:rPr>
+          <w:rFonts w:ascii="Consolas" w:eastAsia="Times New Roman" w:hAnsi="Consolas" w:cs="Times New Roman"/>
+          <w:color w:val="C9D1D9"/>
+          <w:sz w:val="21"/>
+          <w:szCs w:val="21"/>
+          <w:lang w:eastAsia="en-AU"/>
+        </w:rPr>
+        <w:t>);</w:t>
+      </w:r>
+    </w:p>
+    <w:p>
+      <w:pPr>
+        <w:shd w:val="clear" w:color="auto" w:fill="121314"/>
+        <w:spacing w:after="0" w:line="285" w:lineRule="atLeast"/>
+        <w:rPr>
+          <w:rFonts w:ascii="Consolas" w:eastAsia="Times New Roman" w:hAnsi="Consolas" w:cs="Times New Roman"/>
+          <w:color w:val="BBBEBF"/>
+          <w:sz w:val="21"/>
+          <w:szCs w:val="21"/>
+          <w:lang w:eastAsia="en-AU"/>
+        </w:rPr>
+      </w:pPr>
+      <w:r>
+        <w:rPr>
+          <w:rFonts w:ascii="Consolas" w:eastAsia="Times New Roman" w:hAnsi="Consolas" w:cs="Times New Roman"/>
+          <w:color w:val="C9D1D9"/>
+          <w:sz w:val="21"/>
+          <w:szCs w:val="21"/>
+          <w:lang w:eastAsia="en-AU"/>
+        </w:rPr>
+        <w:t>          }</w:t>
+      </w:r>
+      <w:r>
+        <w:rPr>
+          <w:rFonts w:ascii="Consolas" w:eastAsia="Times New Roman" w:hAnsi="Consolas" w:cs="Times New Roman"/>
+          <w:color w:val="FF7B72"/>
+          <w:sz w:val="21"/>
+          <w:szCs w:val="21"/>
+          <w:lang w:eastAsia="en-AU"/>
+        </w:rPr>
+        <w:t>}</w:t>
+      </w:r>
+    </w:p>
+    <w:p>
+      <w:pPr>
+        <w:shd w:val="clear" w:color="auto" w:fill="121314"/>
+        <w:spacing w:after="0" w:line="285" w:lineRule="atLeast"/>
+        <w:rPr>
+          <w:rFonts w:ascii="Consolas" w:eastAsia="Times New Roman" w:hAnsi="Consolas" w:cs="Times New Roman"/>
+          <w:color w:val="BBBEBF"/>
+          <w:sz w:val="21"/>
+          <w:szCs w:val="21"/>
+          <w:lang w:eastAsia="en-AU"/>
+        </w:rPr>
+      </w:pPr>
+      <w:r>
+        <w:rPr>
+          <w:rFonts w:ascii="Consolas" w:eastAsia="Times New Roman" w:hAnsi="Consolas" w:cs="Times New Roman"/>
+          <w:color w:val="C9D1D9"/>
+          <w:sz w:val="21"/>
+          <w:szCs w:val="21"/>
+          <w:lang w:eastAsia="en-AU"/>
+        </w:rPr>
+        <w:t xml:space="preserve">        </w:t>
+      </w:r>
+      <w:r>
+        <w:rPr>
+          <w:rFonts w:ascii="Consolas" w:eastAsia="Times New Roman" w:hAnsi="Consolas" w:cs="Times New Roman"/>
+          <w:color w:val="808080"/>
+          <w:sz w:val="21"/>
+          <w:szCs w:val="21"/>
+          <w:lang w:eastAsia="en-AU"/>
+        </w:rPr>
+        <w:t>&gt;</w:t>
+      </w:r>
+    </w:p>
+    <w:p>
+      <w:pPr>
+        <w:shd w:val="clear" w:color="auto" w:fill="121314"/>
+        <w:spacing w:after="0" w:line="285" w:lineRule="atLeast"/>
+        <w:rPr>
+          <w:rFonts w:ascii="Consolas" w:eastAsia="Times New Roman" w:hAnsi="Consolas" w:cs="Times New Roman"/>
+          <w:color w:val="BBBEBF"/>
+          <w:sz w:val="21"/>
+          <w:szCs w:val="21"/>
+          <w:lang w:eastAsia="en-AU"/>
+        </w:rPr>
+      </w:pPr>
+      <w:r>
+        <w:rPr>
+          <w:rFonts w:ascii="Consolas" w:eastAsia="Times New Roman" w:hAnsi="Consolas" w:cs="Times New Roman"/>
+          <w:color w:val="C9D1D9"/>
+          <w:sz w:val="21"/>
+          <w:szCs w:val="21"/>
+          <w:lang w:eastAsia="en-AU"/>
+        </w:rPr>
+        <w:t xml:space="preserve">          </w:t>
+      </w:r>
+      <w:r>
+        <w:rPr>
+          <w:rFonts w:ascii="Consolas" w:eastAsia="Times New Roman" w:hAnsi="Consolas" w:cs="Times New Roman"/>
+          <w:color w:val="808080"/>
+          <w:sz w:val="21"/>
+          <w:szCs w:val="21"/>
+          <w:lang w:eastAsia="en-AU"/>
+        </w:rPr>
+        <w:t>&lt;</w:t>
+      </w:r>
+      <w:r>
+        <w:rPr>
+          <w:rFonts w:ascii="Consolas" w:eastAsia="Times New Roman" w:hAnsi="Consolas" w:cs="Times New Roman"/>
+          <w:color w:val="7EE787"/>
+          <w:sz w:val="21"/>
+          <w:szCs w:val="21"/>
+          <w:lang w:eastAsia="en-AU"/>
+        </w:rPr>
+        <w:t>Text</w:t>
+      </w:r>
+      <w:r>
+        <w:rPr>
+          <w:rFonts w:ascii="Consolas" w:eastAsia="Times New Roman" w:hAnsi="Consolas" w:cs="Times New Roman"/>
+          <w:color w:val="C9D1D9"/>
+          <w:sz w:val="21"/>
+          <w:szCs w:val="21"/>
+          <w:lang w:eastAsia="en-AU"/>
+        </w:rPr>
+        <w:t xml:space="preserve"> </w:t>
+      </w:r>
+      <w:r>
+        <w:rPr>
+          <w:rFonts w:ascii="Consolas" w:eastAsia="Times New Roman" w:hAnsi="Consolas" w:cs="Times New Roman"/>
+          <w:color w:val="9CDCFE"/>
+          <w:sz w:val="21"/>
+          <w:szCs w:val="21"/>
+          <w:lang w:eastAsia="en-AU"/>
+        </w:rPr>
+        <w:t>style</w:t>
+      </w:r>
+      <w:proofErr w:type="gramStart"/>
+      <w:r>
+        <w:rPr>
+          <w:rFonts w:ascii="Consolas" w:eastAsia="Times New Roman" w:hAnsi="Consolas" w:cs="Times New Roman"/>
+          <w:color w:val="D4D4D4"/>
+          <w:sz w:val="21"/>
+          <w:szCs w:val="21"/>
+          <w:lang w:eastAsia="en-AU"/>
+        </w:rPr>
+        <w:t>=</w:t>
+      </w:r>
+      <w:r>
+        <w:rPr>
+          <w:rFonts w:ascii="Consolas" w:eastAsia="Times New Roman" w:hAnsi="Consolas" w:cs="Times New Roman"/>
+          <w:color w:val="FF7B72"/>
+          <w:sz w:val="21"/>
+          <w:szCs w:val="21"/>
+          <w:lang w:eastAsia="en-AU"/>
+        </w:rPr>
+        <w:t>{</w:t>
+      </w:r>
+      <w:proofErr w:type="spellStart"/>
+      <w:proofErr w:type="gramEnd"/>
+      <w:r>
+        <w:rPr>
+          <w:rFonts w:ascii="Consolas" w:eastAsia="Times New Roman" w:hAnsi="Consolas" w:cs="Times New Roman"/>
+          <w:color w:val="79C0FF"/>
+          <w:sz w:val="21"/>
+          <w:szCs w:val="21"/>
+          <w:lang w:eastAsia="en-AU"/>
+        </w:rPr>
+        <w:t>styles</w:t>
+      </w:r>
+      <w:r>
+        <w:rPr>
+          <w:rFonts w:ascii="Consolas" w:eastAsia="Times New Roman" w:hAnsi="Consolas" w:cs="Times New Roman"/>
+          <w:color w:val="C9D1D9"/>
+          <w:sz w:val="21"/>
+          <w:szCs w:val="21"/>
+          <w:lang w:eastAsia="en-AU"/>
+        </w:rPr>
+        <w:t>.updateText</w:t>
+      </w:r>
+      <w:proofErr w:type="spellEnd"/>
+      <w:r>
+        <w:rPr>
+          <w:rFonts w:ascii="Consolas" w:eastAsia="Times New Roman" w:hAnsi="Consolas" w:cs="Times New Roman"/>
+          <w:color w:val="FF7B72"/>
+          <w:sz w:val="21"/>
+          <w:szCs w:val="21"/>
+          <w:lang w:eastAsia="en-AU"/>
+        </w:rPr>
+        <w:t>}</w:t>
+      </w:r>
+      <w:r>
+        <w:rPr>
+          <w:rFonts w:ascii="Consolas" w:eastAsia="Times New Roman" w:hAnsi="Consolas" w:cs="Times New Roman"/>
+          <w:color w:val="808080"/>
+          <w:sz w:val="21"/>
+          <w:szCs w:val="21"/>
+          <w:lang w:eastAsia="en-AU"/>
+        </w:rPr>
+        <w:t>&gt;</w:t>
+      </w:r>
+    </w:p>
+    <w:p>
+      <w:pPr>
+        <w:shd w:val="clear" w:color="auto" w:fill="121314"/>
+        <w:spacing w:after="0" w:line="285" w:lineRule="atLeast"/>
+        <w:rPr>
+          <w:rFonts w:ascii="Consolas" w:eastAsia="Times New Roman" w:hAnsi="Consolas" w:cs="Times New Roman"/>
+          <w:color w:val="BBBEBF"/>
+          <w:sz w:val="21"/>
+          <w:szCs w:val="21"/>
+          <w:lang w:eastAsia="en-AU"/>
+        </w:rPr>
+      </w:pPr>
+      <w:r>
+        <w:rPr>
+          <w:rFonts w:ascii="Consolas" w:eastAsia="Times New Roman" w:hAnsi="Consolas" w:cs="Times New Roman"/>
+          <w:color w:val="C9D1D9"/>
+          <w:sz w:val="21"/>
+          <w:szCs w:val="21"/>
+          <w:lang w:eastAsia="en-AU"/>
+        </w:rPr>
+        <w:t>            Update App (Update Listings)</w:t>
+      </w:r>
+    </w:p>
+    <w:p>
+      <w:pPr>
+        <w:shd w:val="clear" w:color="auto" w:fill="121314"/>
+        <w:spacing w:after="0" w:line="285" w:lineRule="atLeast"/>
+        <w:rPr>
+          <w:rFonts w:ascii="Consolas" w:eastAsia="Times New Roman" w:hAnsi="Consolas" w:cs="Times New Roman"/>
+          <w:color w:val="BBBEBF"/>
+          <w:sz w:val="21"/>
+          <w:szCs w:val="21"/>
+          <w:lang w:eastAsia="en-AU"/>
+        </w:rPr>
+      </w:pPr>
+      <w:r>
+        <w:rPr>
+          <w:rFonts w:ascii="Consolas" w:eastAsia="Times New Roman" w:hAnsi="Consolas" w:cs="Times New Roman"/>
+          <w:color w:val="C9D1D9"/>
+          <w:sz w:val="21"/>
+          <w:szCs w:val="21"/>
+          <w:lang w:eastAsia="en-AU"/>
+        </w:rPr>
+        <w:t xml:space="preserve">          </w:t>
+      </w:r>
+      <w:r>
+        <w:rPr>
+          <w:rFonts w:ascii="Consolas" w:eastAsia="Times New Roman" w:hAnsi="Consolas" w:cs="Times New Roman"/>
+          <w:color w:val="808080"/>
+          <w:sz w:val="21"/>
+          <w:szCs w:val="21"/>
+          <w:lang w:eastAsia="en-AU"/>
+        </w:rPr>
+        <w:t>&lt;/</w:t>
+      </w:r>
+      <w:r>
+        <w:rPr>
+          <w:rFonts w:ascii="Consolas" w:eastAsia="Times New Roman" w:hAnsi="Consolas" w:cs="Times New Roman"/>
+          <w:color w:val="7EE787"/>
+          <w:sz w:val="21"/>
+          <w:szCs w:val="21"/>
+          <w:lang w:eastAsia="en-AU"/>
+        </w:rPr>
+        <w:t>Text</w:t>
+      </w:r>
+      <w:r>
+        <w:rPr>
+          <w:rFonts w:ascii="Consolas" w:eastAsia="Times New Roman" w:hAnsi="Consolas" w:cs="Times New Roman"/>
+          <w:color w:val="808080"/>
+          <w:sz w:val="21"/>
+          <w:szCs w:val="21"/>
+          <w:lang w:eastAsia="en-AU"/>
+        </w:rPr>
+        <w:t>&gt;</w:t>
+      </w:r>
+    </w:p>
+    <w:p>
+      <w:pPr>
+        <w:shd w:val="clear" w:color="auto" w:fill="121314"/>
+        <w:spacing w:after="0" w:line="285" w:lineRule="atLeast"/>
+        <w:rPr>
+          <w:rFonts w:ascii="Consolas" w:eastAsia="Times New Roman" w:hAnsi="Consolas" w:cs="Times New Roman"/>
+          <w:color w:val="BBBEBF"/>
+          <w:sz w:val="21"/>
+          <w:szCs w:val="21"/>
+          <w:lang w:eastAsia="en-AU"/>
+        </w:rPr>
+      </w:pPr>
+      <w:r>
+        <w:rPr>
+          <w:rFonts w:ascii="Consolas" w:eastAsia="Times New Roman" w:hAnsi="Consolas" w:cs="Times New Roman"/>
+          <w:color w:val="C9D1D9"/>
+          <w:sz w:val="21"/>
+          <w:szCs w:val="21"/>
+          <w:lang w:eastAsia="en-AU"/>
+        </w:rPr>
+        <w:t xml:space="preserve">        </w:t>
+      </w:r>
+      <w:r>
+        <w:rPr>
+          <w:rFonts w:ascii="Consolas" w:eastAsia="Times New Roman" w:hAnsi="Consolas" w:cs="Times New Roman"/>
+          <w:color w:val="808080"/>
+          <w:sz w:val="21"/>
+          <w:szCs w:val="21"/>
+          <w:lang w:eastAsia="en-AU"/>
+        </w:rPr>
+        <w:t>&lt;/</w:t>
+      </w:r>
+      <w:proofErr w:type="spellStart"/>
+      <w:r>
+        <w:rPr>
+          <w:rFonts w:ascii="Consolas" w:eastAsia="Times New Roman" w:hAnsi="Consolas" w:cs="Times New Roman"/>
+          <w:color w:val="7EE787"/>
+          <w:sz w:val="21"/>
+          <w:szCs w:val="21"/>
+          <w:lang w:eastAsia="en-AU"/>
+        </w:rPr>
+        <w:t>TouchableOpacity</w:t>
+      </w:r>
+      <w:proofErr w:type="spellEnd"/>
+      <w:r>
+        <w:rPr>
+          <w:rFonts w:ascii="Consolas" w:eastAsia="Times New Roman" w:hAnsi="Consolas" w:cs="Times New Roman"/>
+          <w:color w:val="808080"/>
+          <w:sz w:val="21"/>
+          <w:szCs w:val="21"/>
+          <w:lang w:eastAsia="en-AU"/>
+        </w:rPr>
+        <w:t>&gt;</w:t>
+      </w:r>
+    </w:p>
+    <w:p/>
     <w:p/>
     <w:p/>
     <w:p>
